--- a/CSC227_Section#56301_Team#1.docx
+++ b/CSC227_Section#56301_Team#1.docx
@@ -297,7 +297,7 @@
     </w:p>
     <w:tbl>
       <w:tblPr>
-        <w:tblStyle w:val="TableGrid"/>
+        <w:tblStyle w:val="ad"/>
         <w:tblW w:w="0" w:type="auto"/>
         <w:jc w:val="center"/>
         <w:tblLook w:val="04A0" w:firstRow="1" w:lastRow="0" w:firstColumn="1" w:lastColumn="0" w:noHBand="0" w:noVBand="1"/>
@@ -821,8 +821,761 @@
     </w:p>
     <w:p>
       <w:pPr>
-        <w:rPr>
-          <w:rFonts w:asciiTheme="majorBidi" w:hAnsiTheme="majorBidi" w:cstheme="majorBidi"/>
+        <w:pStyle w:val="2"/>
+        <w:rPr>
+          <w:lang w:val="en-US"/>
+        </w:rPr>
+      </w:pPr>
+      <w:r>
+        <w:lastRenderedPageBreak/>
+        <w:t>Scheduling Algorithms</w:t>
+      </w:r>
+      <w:r>
+        <w:rPr>
+          <w:lang w:val="en-US"/>
+        </w:rPr>
+        <w:t>:</w:t>
+      </w:r>
+    </w:p>
+    <w:p>
+      <w:pPr>
+        <w:rPr>
+          <w:lang w:val="en-US"/>
+        </w:rPr>
+      </w:pPr>
+      <w:r>
+        <w:rPr>
+          <w:lang w:val="en-US"/>
+        </w:rPr>
+        <w:t xml:space="preserve">Three CPU scheduling algorithms were implemented in CPUScheduler.java, simulating time in 1 </w:t>
+      </w:r>
+      <w:proofErr w:type="spellStart"/>
+      <w:r>
+        <w:rPr>
+          <w:lang w:val="en-US"/>
+        </w:rPr>
+        <w:t>ms</w:t>
+      </w:r>
+      <w:proofErr w:type="spellEnd"/>
+      <w:r>
+        <w:rPr>
+          <w:lang w:val="en-US"/>
+        </w:rPr>
+        <w:t xml:space="preserve"> steps. The user selects the desired algorithm at runtime via a menu.</w:t>
+      </w:r>
+    </w:p>
+    <w:p>
+      <w:pPr>
+        <w:rPr>
+          <w:lang w:val="en-US"/>
+        </w:rPr>
+      </w:pPr>
+    </w:p>
+    <w:tbl>
+      <w:tblPr>
+        <w:tblW w:w="9360" w:type="dxa"/>
+        <w:tblBorders>
+          <w:top w:val="single" w:sz="4" w:space="0" w:color="auto"/>
+          <w:left w:val="single" w:sz="4" w:space="0" w:color="auto"/>
+          <w:bottom w:val="single" w:sz="4" w:space="0" w:color="auto"/>
+          <w:right w:val="single" w:sz="4" w:space="0" w:color="auto"/>
+          <w:insideH w:val="single" w:sz="4" w:space="0" w:color="auto"/>
+          <w:insideV w:val="single" w:sz="4" w:space="0" w:color="auto"/>
+        </w:tblBorders>
+        <w:tblCellMar>
+          <w:left w:w="10" w:type="dxa"/>
+          <w:right w:w="10" w:type="dxa"/>
+        </w:tblCellMar>
+        <w:tblLook w:val="04A0" w:firstRow="1" w:lastRow="0" w:firstColumn="1" w:lastColumn="0" w:noHBand="0" w:noVBand="1"/>
+      </w:tblPr>
+      <w:tblGrid>
+        <w:gridCol w:w="2340"/>
+        <w:gridCol w:w="2340"/>
+        <w:gridCol w:w="2340"/>
+        <w:gridCol w:w="2340"/>
+      </w:tblGrid>
+      <w:tr>
+        <w:tc>
+          <w:tcPr>
+            <w:tcW w:w="2340" w:type="dxa"/>
+            <w:tcBorders>
+              <w:top w:val="single" w:sz="2" w:space="0" w:color="CCCCCC"/>
+              <w:left w:val="single" w:sz="2" w:space="0" w:color="CCCCCC"/>
+              <w:bottom w:val="single" w:sz="2" w:space="0" w:color="CCCCCC"/>
+              <w:right w:val="single" w:sz="2" w:space="0" w:color="CCCCCC"/>
+            </w:tcBorders>
+            <w:shd w:val="clear" w:color="auto" w:fill="1F4E79"/>
+            <w:tcMar>
+              <w:top w:w="80" w:type="dxa"/>
+              <w:left w:w="120" w:type="dxa"/>
+              <w:bottom w:w="80" w:type="dxa"/>
+              <w:right w:w="120" w:type="dxa"/>
+            </w:tcMar>
+            <w:hideMark/>
+          </w:tcPr>
+          <w:p>
+            <w:pPr>
+              <w:rPr>
+                <w:lang w:val="en-US"/>
+              </w:rPr>
+            </w:pPr>
+            <w:r>
+              <w:rPr>
+                <w:b/>
+                <w:bCs/>
+                <w:lang w:val="en-US"/>
+              </w:rPr>
+              <w:t>Algorithm</w:t>
+            </w:r>
+          </w:p>
+        </w:tc>
+        <w:tc>
+          <w:tcPr>
+            <w:tcW w:w="2340" w:type="dxa"/>
+            <w:tcBorders>
+              <w:top w:val="single" w:sz="2" w:space="0" w:color="CCCCCC"/>
+              <w:left w:val="single" w:sz="2" w:space="0" w:color="CCCCCC"/>
+              <w:bottom w:val="single" w:sz="2" w:space="0" w:color="CCCCCC"/>
+              <w:right w:val="single" w:sz="2" w:space="0" w:color="CCCCCC"/>
+            </w:tcBorders>
+            <w:shd w:val="clear" w:color="auto" w:fill="1F4E79"/>
+            <w:tcMar>
+              <w:top w:w="80" w:type="dxa"/>
+              <w:left w:w="120" w:type="dxa"/>
+              <w:bottom w:w="80" w:type="dxa"/>
+              <w:right w:w="120" w:type="dxa"/>
+            </w:tcMar>
+            <w:hideMark/>
+          </w:tcPr>
+          <w:p>
+            <w:pPr>
+              <w:rPr>
+                <w:lang w:val="en-US"/>
+              </w:rPr>
+            </w:pPr>
+            <w:r>
+              <w:rPr>
+                <w:b/>
+                <w:bCs/>
+                <w:lang w:val="en-US"/>
+              </w:rPr>
+              <w:t>Criteria</w:t>
+            </w:r>
+          </w:p>
+        </w:tc>
+        <w:tc>
+          <w:tcPr>
+            <w:tcW w:w="2340" w:type="dxa"/>
+            <w:tcBorders>
+              <w:top w:val="single" w:sz="2" w:space="0" w:color="CCCCCC"/>
+              <w:left w:val="single" w:sz="2" w:space="0" w:color="CCCCCC"/>
+              <w:bottom w:val="single" w:sz="2" w:space="0" w:color="CCCCCC"/>
+              <w:right w:val="single" w:sz="2" w:space="0" w:color="CCCCCC"/>
+            </w:tcBorders>
+            <w:shd w:val="clear" w:color="auto" w:fill="1F4E79"/>
+            <w:tcMar>
+              <w:top w:w="80" w:type="dxa"/>
+              <w:left w:w="120" w:type="dxa"/>
+              <w:bottom w:w="80" w:type="dxa"/>
+              <w:right w:w="120" w:type="dxa"/>
+            </w:tcMar>
+            <w:hideMark/>
+          </w:tcPr>
+          <w:p>
+            <w:pPr>
+              <w:rPr>
+                <w:lang w:val="en-US"/>
+              </w:rPr>
+            </w:pPr>
+            <w:r>
+              <w:rPr>
+                <w:b/>
+                <w:bCs/>
+                <w:lang w:val="en-US"/>
+              </w:rPr>
+              <w:t>Tie-Breaking</w:t>
+            </w:r>
+          </w:p>
+        </w:tc>
+        <w:tc>
+          <w:tcPr>
+            <w:tcW w:w="2340" w:type="dxa"/>
+            <w:tcBorders>
+              <w:top w:val="single" w:sz="2" w:space="0" w:color="CCCCCC"/>
+              <w:left w:val="single" w:sz="2" w:space="0" w:color="CCCCCC"/>
+              <w:bottom w:val="single" w:sz="2" w:space="0" w:color="CCCCCC"/>
+              <w:right w:val="single" w:sz="2" w:space="0" w:color="CCCCCC"/>
+            </w:tcBorders>
+            <w:shd w:val="clear" w:color="auto" w:fill="1F4E79"/>
+            <w:tcMar>
+              <w:top w:w="80" w:type="dxa"/>
+              <w:left w:w="120" w:type="dxa"/>
+              <w:bottom w:w="80" w:type="dxa"/>
+              <w:right w:w="120" w:type="dxa"/>
+            </w:tcMar>
+            <w:hideMark/>
+          </w:tcPr>
+          <w:p>
+            <w:pPr>
+              <w:rPr>
+                <w:lang w:val="en-US"/>
+              </w:rPr>
+            </w:pPr>
+            <w:r>
+              <w:rPr>
+                <w:b/>
+                <w:bCs/>
+                <w:lang w:val="en-US"/>
+              </w:rPr>
+              <w:t>Preemptive</w:t>
+            </w:r>
+          </w:p>
+        </w:tc>
+      </w:tr>
+      <w:tr>
+        <w:tc>
+          <w:tcPr>
+            <w:tcW w:w="2340" w:type="dxa"/>
+            <w:tcBorders>
+              <w:top w:val="single" w:sz="2" w:space="0" w:color="CCCCCC"/>
+              <w:left w:val="single" w:sz="2" w:space="0" w:color="CCCCCC"/>
+              <w:bottom w:val="single" w:sz="2" w:space="0" w:color="CCCCCC"/>
+              <w:right w:val="single" w:sz="2" w:space="0" w:color="CCCCCC"/>
+            </w:tcBorders>
+            <w:shd w:val="clear" w:color="auto" w:fill="EBF3FB"/>
+            <w:tcMar>
+              <w:top w:w="80" w:type="dxa"/>
+              <w:left w:w="120" w:type="dxa"/>
+              <w:bottom w:w="80" w:type="dxa"/>
+              <w:right w:w="120" w:type="dxa"/>
+            </w:tcMar>
+            <w:hideMark/>
+          </w:tcPr>
+          <w:p>
+            <w:pPr>
+              <w:rPr>
+                <w:lang w:val="en-US"/>
+              </w:rPr>
+            </w:pPr>
+            <w:r>
+              <w:rPr>
+                <w:lang w:val="en-US"/>
+              </w:rPr>
+              <w:t>SJF</w:t>
+            </w:r>
+          </w:p>
+        </w:tc>
+        <w:tc>
+          <w:tcPr>
+            <w:tcW w:w="2340" w:type="dxa"/>
+            <w:tcBorders>
+              <w:top w:val="single" w:sz="2" w:space="0" w:color="CCCCCC"/>
+              <w:left w:val="single" w:sz="2" w:space="0" w:color="CCCCCC"/>
+              <w:bottom w:val="single" w:sz="2" w:space="0" w:color="CCCCCC"/>
+              <w:right w:val="single" w:sz="2" w:space="0" w:color="CCCCCC"/>
+            </w:tcBorders>
+            <w:shd w:val="clear" w:color="auto" w:fill="EBF3FB"/>
+            <w:tcMar>
+              <w:top w:w="80" w:type="dxa"/>
+              <w:left w:w="120" w:type="dxa"/>
+              <w:bottom w:w="80" w:type="dxa"/>
+              <w:right w:w="120" w:type="dxa"/>
+            </w:tcMar>
+            <w:hideMark/>
+          </w:tcPr>
+          <w:p>
+            <w:pPr>
+              <w:rPr>
+                <w:lang w:val="en-US"/>
+              </w:rPr>
+            </w:pPr>
+            <w:r>
+              <w:rPr>
+                <w:lang w:val="en-US"/>
+              </w:rPr>
+              <w:t>Shortest burst first</w:t>
+            </w:r>
+          </w:p>
+        </w:tc>
+        <w:tc>
+          <w:tcPr>
+            <w:tcW w:w="2340" w:type="dxa"/>
+            <w:tcBorders>
+              <w:top w:val="single" w:sz="2" w:space="0" w:color="CCCCCC"/>
+              <w:left w:val="single" w:sz="2" w:space="0" w:color="CCCCCC"/>
+              <w:bottom w:val="single" w:sz="2" w:space="0" w:color="CCCCCC"/>
+              <w:right w:val="single" w:sz="2" w:space="0" w:color="CCCCCC"/>
+            </w:tcBorders>
+            <w:shd w:val="clear" w:color="auto" w:fill="EBF3FB"/>
+            <w:tcMar>
+              <w:top w:w="80" w:type="dxa"/>
+              <w:left w:w="120" w:type="dxa"/>
+              <w:bottom w:w="80" w:type="dxa"/>
+              <w:right w:w="120" w:type="dxa"/>
+            </w:tcMar>
+            <w:hideMark/>
+          </w:tcPr>
+          <w:p>
+            <w:pPr>
+              <w:rPr>
+                <w:lang w:val="en-US"/>
+              </w:rPr>
+            </w:pPr>
+            <w:r>
+              <w:rPr>
+                <w:lang w:val="en-US"/>
+              </w:rPr>
+              <w:t>Arrival order</w:t>
+            </w:r>
+          </w:p>
+        </w:tc>
+        <w:tc>
+          <w:tcPr>
+            <w:tcW w:w="2340" w:type="dxa"/>
+            <w:tcBorders>
+              <w:top w:val="single" w:sz="2" w:space="0" w:color="CCCCCC"/>
+              <w:left w:val="single" w:sz="2" w:space="0" w:color="CCCCCC"/>
+              <w:bottom w:val="single" w:sz="2" w:space="0" w:color="CCCCCC"/>
+              <w:right w:val="single" w:sz="2" w:space="0" w:color="CCCCCC"/>
+            </w:tcBorders>
+            <w:shd w:val="clear" w:color="auto" w:fill="EBF3FB"/>
+            <w:tcMar>
+              <w:top w:w="80" w:type="dxa"/>
+              <w:left w:w="120" w:type="dxa"/>
+              <w:bottom w:w="80" w:type="dxa"/>
+              <w:right w:w="120" w:type="dxa"/>
+            </w:tcMar>
+            <w:hideMark/>
+          </w:tcPr>
+          <w:p>
+            <w:pPr>
+              <w:rPr>
+                <w:lang w:val="en-US"/>
+              </w:rPr>
+            </w:pPr>
+            <w:r>
+              <w:rPr>
+                <w:lang w:val="en-US"/>
+              </w:rPr>
+              <w:t>No</w:t>
+            </w:r>
+          </w:p>
+        </w:tc>
+      </w:tr>
+      <w:tr>
+        <w:tc>
+          <w:tcPr>
+            <w:tcW w:w="2340" w:type="dxa"/>
+            <w:tcBorders>
+              <w:top w:val="single" w:sz="2" w:space="0" w:color="CCCCCC"/>
+              <w:left w:val="single" w:sz="2" w:space="0" w:color="CCCCCC"/>
+              <w:bottom w:val="single" w:sz="2" w:space="0" w:color="CCCCCC"/>
+              <w:right w:val="single" w:sz="2" w:space="0" w:color="CCCCCC"/>
+            </w:tcBorders>
+            <w:tcMar>
+              <w:top w:w="80" w:type="dxa"/>
+              <w:left w:w="120" w:type="dxa"/>
+              <w:bottom w:w="80" w:type="dxa"/>
+              <w:right w:w="120" w:type="dxa"/>
+            </w:tcMar>
+            <w:hideMark/>
+          </w:tcPr>
+          <w:p>
+            <w:pPr>
+              <w:rPr>
+                <w:lang w:val="en-US"/>
+              </w:rPr>
+            </w:pPr>
+            <w:r>
+              <w:rPr>
+                <w:lang w:val="en-US"/>
+              </w:rPr>
+              <w:t>Round Robin</w:t>
+            </w:r>
+          </w:p>
+        </w:tc>
+        <w:tc>
+          <w:tcPr>
+            <w:tcW w:w="2340" w:type="dxa"/>
+            <w:tcBorders>
+              <w:top w:val="single" w:sz="2" w:space="0" w:color="CCCCCC"/>
+              <w:left w:val="single" w:sz="2" w:space="0" w:color="CCCCCC"/>
+              <w:bottom w:val="single" w:sz="2" w:space="0" w:color="CCCCCC"/>
+              <w:right w:val="single" w:sz="2" w:space="0" w:color="CCCCCC"/>
+            </w:tcBorders>
+            <w:tcMar>
+              <w:top w:w="80" w:type="dxa"/>
+              <w:left w:w="120" w:type="dxa"/>
+              <w:bottom w:w="80" w:type="dxa"/>
+              <w:right w:w="120" w:type="dxa"/>
+            </w:tcMar>
+            <w:hideMark/>
+          </w:tcPr>
+          <w:p>
+            <w:pPr>
+              <w:rPr>
+                <w:lang w:val="en-US"/>
+              </w:rPr>
+            </w:pPr>
+            <w:r>
+              <w:rPr>
+                <w:lang w:val="en-US"/>
+              </w:rPr>
+              <w:t xml:space="preserve">Cyclic (q = 5 </w:t>
+            </w:r>
+            <w:proofErr w:type="spellStart"/>
+            <w:r>
+              <w:rPr>
+                <w:lang w:val="en-US"/>
+              </w:rPr>
+              <w:t>ms</w:t>
+            </w:r>
+            <w:proofErr w:type="spellEnd"/>
+            <w:r>
+              <w:rPr>
+                <w:lang w:val="en-US"/>
+              </w:rPr>
+              <w:t>)</w:t>
+            </w:r>
+          </w:p>
+        </w:tc>
+        <w:tc>
+          <w:tcPr>
+            <w:tcW w:w="2340" w:type="dxa"/>
+            <w:tcBorders>
+              <w:top w:val="single" w:sz="2" w:space="0" w:color="CCCCCC"/>
+              <w:left w:val="single" w:sz="2" w:space="0" w:color="CCCCCC"/>
+              <w:bottom w:val="single" w:sz="2" w:space="0" w:color="CCCCCC"/>
+              <w:right w:val="single" w:sz="2" w:space="0" w:color="CCCCCC"/>
+            </w:tcBorders>
+            <w:tcMar>
+              <w:top w:w="80" w:type="dxa"/>
+              <w:left w:w="120" w:type="dxa"/>
+              <w:bottom w:w="80" w:type="dxa"/>
+              <w:right w:w="120" w:type="dxa"/>
+            </w:tcMar>
+            <w:hideMark/>
+          </w:tcPr>
+          <w:p>
+            <w:pPr>
+              <w:rPr>
+                <w:lang w:val="en-US"/>
+              </w:rPr>
+            </w:pPr>
+            <w:r>
+              <w:rPr>
+                <w:lang w:val="en-US"/>
+              </w:rPr>
+              <w:t>Queue order</w:t>
+            </w:r>
+          </w:p>
+        </w:tc>
+        <w:tc>
+          <w:tcPr>
+            <w:tcW w:w="2340" w:type="dxa"/>
+            <w:tcBorders>
+              <w:top w:val="single" w:sz="2" w:space="0" w:color="CCCCCC"/>
+              <w:left w:val="single" w:sz="2" w:space="0" w:color="CCCCCC"/>
+              <w:bottom w:val="single" w:sz="2" w:space="0" w:color="CCCCCC"/>
+              <w:right w:val="single" w:sz="2" w:space="0" w:color="CCCCCC"/>
+            </w:tcBorders>
+            <w:tcMar>
+              <w:top w:w="80" w:type="dxa"/>
+              <w:left w:w="120" w:type="dxa"/>
+              <w:bottom w:w="80" w:type="dxa"/>
+              <w:right w:w="120" w:type="dxa"/>
+            </w:tcMar>
+            <w:hideMark/>
+          </w:tcPr>
+          <w:p>
+            <w:pPr>
+              <w:rPr>
+                <w:lang w:val="en-US"/>
+              </w:rPr>
+            </w:pPr>
+            <w:r>
+              <w:rPr>
+                <w:lang w:val="en-US"/>
+              </w:rPr>
+              <w:t>Yes</w:t>
+            </w:r>
+          </w:p>
+        </w:tc>
+      </w:tr>
+      <w:tr>
+        <w:tc>
+          <w:tcPr>
+            <w:tcW w:w="2340" w:type="dxa"/>
+            <w:tcBorders>
+              <w:top w:val="single" w:sz="2" w:space="0" w:color="CCCCCC"/>
+              <w:left w:val="single" w:sz="2" w:space="0" w:color="CCCCCC"/>
+              <w:bottom w:val="single" w:sz="2" w:space="0" w:color="CCCCCC"/>
+              <w:right w:val="single" w:sz="2" w:space="0" w:color="CCCCCC"/>
+            </w:tcBorders>
+            <w:shd w:val="clear" w:color="auto" w:fill="EBF3FB"/>
+            <w:tcMar>
+              <w:top w:w="80" w:type="dxa"/>
+              <w:left w:w="120" w:type="dxa"/>
+              <w:bottom w:w="80" w:type="dxa"/>
+              <w:right w:w="120" w:type="dxa"/>
+            </w:tcMar>
+            <w:hideMark/>
+          </w:tcPr>
+          <w:p>
+            <w:pPr>
+              <w:rPr>
+                <w:lang w:val="en-US"/>
+              </w:rPr>
+            </w:pPr>
+            <w:r>
+              <w:rPr>
+                <w:lang w:val="en-US"/>
+              </w:rPr>
+              <w:t>Priority</w:t>
+            </w:r>
+          </w:p>
+        </w:tc>
+        <w:tc>
+          <w:tcPr>
+            <w:tcW w:w="2340" w:type="dxa"/>
+            <w:tcBorders>
+              <w:top w:val="single" w:sz="2" w:space="0" w:color="CCCCCC"/>
+              <w:left w:val="single" w:sz="2" w:space="0" w:color="CCCCCC"/>
+              <w:bottom w:val="single" w:sz="2" w:space="0" w:color="CCCCCC"/>
+              <w:right w:val="single" w:sz="2" w:space="0" w:color="CCCCCC"/>
+            </w:tcBorders>
+            <w:shd w:val="clear" w:color="auto" w:fill="EBF3FB"/>
+            <w:tcMar>
+              <w:top w:w="80" w:type="dxa"/>
+              <w:left w:w="120" w:type="dxa"/>
+              <w:bottom w:w="80" w:type="dxa"/>
+              <w:right w:w="120" w:type="dxa"/>
+            </w:tcMar>
+            <w:hideMark/>
+          </w:tcPr>
+          <w:p>
+            <w:pPr>
+              <w:rPr>
+                <w:lang w:val="en-US"/>
+              </w:rPr>
+            </w:pPr>
+            <w:r>
+              <w:rPr>
+                <w:lang w:val="en-US"/>
+              </w:rPr>
+              <w:t>Lowest number = highest priority</w:t>
+            </w:r>
+          </w:p>
+        </w:tc>
+        <w:tc>
+          <w:tcPr>
+            <w:tcW w:w="2340" w:type="dxa"/>
+            <w:tcBorders>
+              <w:top w:val="single" w:sz="2" w:space="0" w:color="CCCCCC"/>
+              <w:left w:val="single" w:sz="2" w:space="0" w:color="CCCCCC"/>
+              <w:bottom w:val="single" w:sz="2" w:space="0" w:color="CCCCCC"/>
+              <w:right w:val="single" w:sz="2" w:space="0" w:color="CCCCCC"/>
+            </w:tcBorders>
+            <w:shd w:val="clear" w:color="auto" w:fill="EBF3FB"/>
+            <w:tcMar>
+              <w:top w:w="80" w:type="dxa"/>
+              <w:left w:w="120" w:type="dxa"/>
+              <w:bottom w:w="80" w:type="dxa"/>
+              <w:right w:w="120" w:type="dxa"/>
+            </w:tcMar>
+            <w:hideMark/>
+          </w:tcPr>
+          <w:p>
+            <w:pPr>
+              <w:rPr>
+                <w:lang w:val="en-US"/>
+              </w:rPr>
+            </w:pPr>
+            <w:r>
+              <w:rPr>
+                <w:lang w:val="en-US"/>
+              </w:rPr>
+              <w:t>Arrival order</w:t>
+            </w:r>
+          </w:p>
+        </w:tc>
+        <w:tc>
+          <w:tcPr>
+            <w:tcW w:w="2340" w:type="dxa"/>
+            <w:tcBorders>
+              <w:top w:val="single" w:sz="2" w:space="0" w:color="CCCCCC"/>
+              <w:left w:val="single" w:sz="2" w:space="0" w:color="CCCCCC"/>
+              <w:bottom w:val="single" w:sz="2" w:space="0" w:color="CCCCCC"/>
+              <w:right w:val="single" w:sz="2" w:space="0" w:color="CCCCCC"/>
+            </w:tcBorders>
+            <w:shd w:val="clear" w:color="auto" w:fill="EBF3FB"/>
+            <w:tcMar>
+              <w:top w:w="80" w:type="dxa"/>
+              <w:left w:w="120" w:type="dxa"/>
+              <w:bottom w:w="80" w:type="dxa"/>
+              <w:right w:w="120" w:type="dxa"/>
+            </w:tcMar>
+            <w:hideMark/>
+          </w:tcPr>
+          <w:p>
+            <w:pPr>
+              <w:rPr>
+                <w:lang w:val="en-US"/>
+              </w:rPr>
+            </w:pPr>
+            <w:r>
+              <w:rPr>
+                <w:lang w:val="en-US"/>
+              </w:rPr>
+              <w:t>No</w:t>
+            </w:r>
+          </w:p>
+        </w:tc>
+      </w:tr>
+    </w:tbl>
+    <w:p>
+      <w:pPr>
+        <w:rPr>
+          <w:b/>
+          <w:bCs/>
+          <w:lang w:val="en-US"/>
+        </w:rPr>
+      </w:pPr>
+    </w:p>
+    <w:p>
+      <w:pPr>
+        <w:rPr>
+          <w:lang w:val="en-US"/>
+        </w:rPr>
+      </w:pPr>
+      <w:r>
+        <w:rPr>
+          <w:b/>
+          <w:bCs/>
+          <w:lang w:val="en-US"/>
+        </w:rPr>
+        <w:t>Starvation Detection and Aging (Priority Scheduling only)</w:t>
+      </w:r>
+    </w:p>
+    <w:p>
+      <w:pPr>
+        <w:rPr>
+          <w:lang w:val="en-US"/>
+        </w:rPr>
+      </w:pPr>
+      <w:r>
+        <w:rPr>
+          <w:lang w:val="en-US"/>
+        </w:rPr>
+        <w:t>To prevent low-priority processes from waiting indefinitely, the scheduler detects starvation and applies aging:</w:t>
+      </w:r>
+    </w:p>
+    <w:p>
+      <w:pPr>
+        <w:numPr>
+          <w:ilvl w:val="0"/>
+          <w:numId w:val="3"/>
+        </w:numPr>
+        <w:rPr>
+          <w:lang w:val="en-US"/>
+        </w:rPr>
+      </w:pPr>
+      <w:r>
+        <w:rPr>
+          <w:b/>
+          <w:bCs/>
+          <w:lang w:val="en-US"/>
+        </w:rPr>
+        <w:t xml:space="preserve">Starvation: </w:t>
+      </w:r>
+      <w:r>
+        <w:rPr>
+          <w:lang w:val="en-US"/>
+        </w:rPr>
+        <w:t xml:space="preserve">a process is starved if its waiting time exceeds N × 5 </w:t>
+      </w:r>
+      <w:proofErr w:type="spellStart"/>
+      <w:r>
+        <w:rPr>
+          <w:lang w:val="en-US"/>
+        </w:rPr>
+        <w:t>ms</w:t>
+      </w:r>
+      <w:proofErr w:type="spellEnd"/>
+      <w:r>
+        <w:rPr>
+          <w:lang w:val="en-US"/>
+        </w:rPr>
+        <w:t>, where N is the current number of processes in the ready queue.</w:t>
+      </w:r>
+    </w:p>
+    <w:p>
+      <w:pPr>
+        <w:numPr>
+          <w:ilvl w:val="0"/>
+          <w:numId w:val="3"/>
+        </w:numPr>
+        <w:rPr>
+          <w:lang w:val="en-US"/>
+        </w:rPr>
+      </w:pPr>
+      <w:r>
+        <w:rPr>
+          <w:b/>
+          <w:bCs/>
+          <w:lang w:val="en-US"/>
+        </w:rPr>
+        <w:t xml:space="preserve">Aging: </w:t>
+      </w:r>
+      <w:r>
+        <w:rPr>
+          <w:lang w:val="en-US"/>
+        </w:rPr>
+        <w:t xml:space="preserve">every 4 </w:t>
+      </w:r>
+      <w:proofErr w:type="spellStart"/>
+      <w:r>
+        <w:rPr>
+          <w:lang w:val="en-US"/>
+        </w:rPr>
+        <w:t>ms</w:t>
+      </w:r>
+      <w:proofErr w:type="spellEnd"/>
+      <w:r>
+        <w:rPr>
+          <w:lang w:val="en-US"/>
+        </w:rPr>
+        <w:t>, the priority number of each starved process is decreased by 1 (minimum priority number = 1), increasing its chance of being selected.</w:t>
+      </w:r>
+    </w:p>
+    <w:p>
+      <w:pPr>
+        <w:numPr>
+          <w:ilvl w:val="0"/>
+          <w:numId w:val="3"/>
+        </w:numPr>
+        <w:rPr>
+          <w:lang w:val="en-US"/>
+        </w:rPr>
+      </w:pPr>
+      <w:r>
+        <w:rPr>
+          <w:lang w:val="en-US"/>
+        </w:rPr>
+        <w:t>Starved processes are recorded and reported at the end of the simulation.</w:t>
+      </w:r>
+    </w:p>
+    <w:p>
+      <w:pPr>
+        <w:rPr>
+          <w:lang w:val="en-US"/>
+        </w:rPr>
+      </w:pPr>
+    </w:p>
+    <w:p>
+      <w:pPr>
+        <w:rPr>
+          <w:lang w:val="en-US"/>
         </w:rPr>
       </w:pPr>
     </w:p>
@@ -1091,7 +1844,7 @@
   </w:p>
   <w:p>
     <w:pPr>
-      <w:pStyle w:val="Header"/>
+      <w:pStyle w:val="ab"/>
       <w:rPr>
         <w:lang w:val="en-US"/>
       </w:rPr>
@@ -1280,11 +2033,101 @@
       </w:pPr>
     </w:lvl>
   </w:abstractNum>
+  <w:abstractNum w:abstractNumId="2" w15:restartNumberingAfterBreak="0">
+    <w:nsid w:val="7E8E6A89"/>
+    <w:multiLevelType w:val="hybridMultilevel"/>
+    <w:tmpl w:val="CE02D324"/>
+    <w:lvl w:ilvl="0" w:tplc="A7A6FCAA">
+      <w:start w:val="1"/>
+      <w:numFmt w:val="bullet"/>
+      <w:lvlText w:val="•"/>
+      <w:lvlJc w:val="left"/>
+      <w:pPr>
+        <w:ind w:left="720" w:hanging="360"/>
+      </w:pPr>
+    </w:lvl>
+    <w:lvl w:ilvl="1" w:tplc="C624E570">
+      <w:numFmt w:val="decimal"/>
+      <w:lvlText w:val=""/>
+      <w:lvlJc w:val="left"/>
+      <w:pPr>
+        <w:ind w:left="0" w:firstLine="0"/>
+      </w:pPr>
+    </w:lvl>
+    <w:lvl w:ilvl="2" w:tplc="766A2FCA">
+      <w:numFmt w:val="decimal"/>
+      <w:lvlText w:val=""/>
+      <w:lvlJc w:val="left"/>
+      <w:pPr>
+        <w:ind w:left="0" w:firstLine="0"/>
+      </w:pPr>
+    </w:lvl>
+    <w:lvl w:ilvl="3" w:tplc="D7B48FFE">
+      <w:numFmt w:val="decimal"/>
+      <w:lvlText w:val=""/>
+      <w:lvlJc w:val="left"/>
+      <w:pPr>
+        <w:ind w:left="0" w:firstLine="0"/>
+      </w:pPr>
+    </w:lvl>
+    <w:lvl w:ilvl="4" w:tplc="914E0132">
+      <w:numFmt w:val="decimal"/>
+      <w:lvlText w:val=""/>
+      <w:lvlJc w:val="left"/>
+      <w:pPr>
+        <w:ind w:left="0" w:firstLine="0"/>
+      </w:pPr>
+    </w:lvl>
+    <w:lvl w:ilvl="5" w:tplc="4FE6B2CA">
+      <w:numFmt w:val="decimal"/>
+      <w:lvlText w:val=""/>
+      <w:lvlJc w:val="left"/>
+      <w:pPr>
+        <w:ind w:left="0" w:firstLine="0"/>
+      </w:pPr>
+    </w:lvl>
+    <w:lvl w:ilvl="6" w:tplc="6F30F2FE">
+      <w:numFmt w:val="decimal"/>
+      <w:lvlText w:val=""/>
+      <w:lvlJc w:val="left"/>
+      <w:pPr>
+        <w:ind w:left="0" w:firstLine="0"/>
+      </w:pPr>
+    </w:lvl>
+    <w:lvl w:ilvl="7" w:tplc="BF7EFF4A">
+      <w:numFmt w:val="decimal"/>
+      <w:lvlText w:val=""/>
+      <w:lvlJc w:val="left"/>
+      <w:pPr>
+        <w:ind w:left="0" w:firstLine="0"/>
+      </w:pPr>
+    </w:lvl>
+    <w:lvl w:ilvl="8" w:tplc="6CBCE45A">
+      <w:numFmt w:val="decimal"/>
+      <w:lvlText w:val=""/>
+      <w:lvlJc w:val="left"/>
+      <w:pPr>
+        <w:ind w:left="0" w:firstLine="0"/>
+      </w:pPr>
+    </w:lvl>
+  </w:abstractNum>
   <w:num w:numId="1" w16cid:durableId="384376897">
     <w:abstractNumId w:val="1"/>
   </w:num>
   <w:num w:numId="2" w16cid:durableId="2047295875">
     <w:abstractNumId w:val="0"/>
+  </w:num>
+  <w:num w:numId="3" w16cid:durableId="1496918470">
+    <w:abstractNumId w:val="2"/>
+    <w:lvlOverride w:ilvl="0"/>
+    <w:lvlOverride w:ilvl="1"/>
+    <w:lvlOverride w:ilvl="2"/>
+    <w:lvlOverride w:ilvl="3"/>
+    <w:lvlOverride w:ilvl="4"/>
+    <w:lvlOverride w:ilvl="5"/>
+    <w:lvlOverride w:ilvl="6"/>
+    <w:lvlOverride w:ilvl="7"/>
+    <w:lvlOverride w:ilvl="8"/>
   </w:num>
 </w:numbering>
 </file>
@@ -1298,7 +2141,7 @@
         <w:kern w:val="2"/>
         <w:sz w:val="24"/>
         <w:szCs w:val="24"/>
-        <w:lang w:val="en-SA" w:eastAsia="en-US" w:bidi="ar-SA"/>
+        <w:lang w:eastAsia="en-US" w:bidi="ar-SA"/>
         <w14:ligatures w14:val="standardContextual"/>
       </w:rPr>
     </w:rPrDefault>
@@ -1686,15 +2529,15 @@
     <w:lsdException w:name="Unresolved Mention" w:semiHidden="1" w:unhideWhenUsed="1"/>
     <w:lsdException w:name="Smart Link" w:semiHidden="1" w:unhideWhenUsed="1"/>
   </w:latentStyles>
-  <w:style w:type="paragraph" w:default="1" w:styleId="Normal">
+  <w:style w:type="paragraph" w:default="1" w:styleId="a">
     <w:name w:val="Normal"/>
     <w:qFormat/>
   </w:style>
-  <w:style w:type="paragraph" w:styleId="Heading1">
+  <w:style w:type="paragraph" w:styleId="1">
     <w:name w:val="heading 1"/>
-    <w:basedOn w:val="Normal"/>
-    <w:next w:val="Normal"/>
-    <w:link w:val="Heading1Char"/>
+    <w:basedOn w:val="a"/>
+    <w:next w:val="a"/>
+    <w:link w:val="1Char"/>
     <w:uiPriority w:val="9"/>
     <w:qFormat/>
     <w:rsid w:val="00BA73A3"/>
@@ -1711,13 +2554,12 @@
       <w:szCs w:val="40"/>
     </w:rPr>
   </w:style>
-  <w:style w:type="paragraph" w:styleId="Heading2">
+  <w:style w:type="paragraph" w:styleId="2">
     <w:name w:val="heading 2"/>
-    <w:basedOn w:val="Normal"/>
-    <w:next w:val="Normal"/>
-    <w:link w:val="Heading2Char"/>
+    <w:basedOn w:val="a"/>
+    <w:next w:val="a"/>
+    <w:link w:val="2Char"/>
     <w:uiPriority w:val="9"/>
-    <w:semiHidden/>
     <w:unhideWhenUsed/>
     <w:qFormat/>
     <w:rsid w:val="00BA73A3"/>
@@ -1734,11 +2576,11 @@
       <w:szCs w:val="32"/>
     </w:rPr>
   </w:style>
-  <w:style w:type="paragraph" w:styleId="Heading3">
+  <w:style w:type="paragraph" w:styleId="3">
     <w:name w:val="heading 3"/>
-    <w:basedOn w:val="Normal"/>
-    <w:next w:val="Normal"/>
-    <w:link w:val="Heading3Char"/>
+    <w:basedOn w:val="a"/>
+    <w:next w:val="a"/>
+    <w:link w:val="3Char"/>
     <w:uiPriority w:val="9"/>
     <w:semiHidden/>
     <w:unhideWhenUsed/>
@@ -1757,11 +2599,11 @@
       <w:szCs w:val="28"/>
     </w:rPr>
   </w:style>
-  <w:style w:type="paragraph" w:styleId="Heading4">
+  <w:style w:type="paragraph" w:styleId="4">
     <w:name w:val="heading 4"/>
-    <w:basedOn w:val="Normal"/>
-    <w:next w:val="Normal"/>
-    <w:link w:val="Heading4Char"/>
+    <w:basedOn w:val="a"/>
+    <w:next w:val="a"/>
+    <w:link w:val="4Char"/>
     <w:uiPriority w:val="9"/>
     <w:semiHidden/>
     <w:unhideWhenUsed/>
@@ -1780,11 +2622,11 @@
       <w:color w:val="0F4761" w:themeColor="accent1" w:themeShade="BF"/>
     </w:rPr>
   </w:style>
-  <w:style w:type="paragraph" w:styleId="Heading5">
+  <w:style w:type="paragraph" w:styleId="5">
     <w:name w:val="heading 5"/>
-    <w:basedOn w:val="Normal"/>
-    <w:next w:val="Normal"/>
-    <w:link w:val="Heading5Char"/>
+    <w:basedOn w:val="a"/>
+    <w:next w:val="a"/>
+    <w:link w:val="5Char"/>
     <w:uiPriority w:val="9"/>
     <w:semiHidden/>
     <w:unhideWhenUsed/>
@@ -1801,11 +2643,11 @@
       <w:color w:val="0F4761" w:themeColor="accent1" w:themeShade="BF"/>
     </w:rPr>
   </w:style>
-  <w:style w:type="paragraph" w:styleId="Heading6">
+  <w:style w:type="paragraph" w:styleId="6">
     <w:name w:val="heading 6"/>
-    <w:basedOn w:val="Normal"/>
-    <w:next w:val="Normal"/>
-    <w:link w:val="Heading6Char"/>
+    <w:basedOn w:val="a"/>
+    <w:next w:val="a"/>
+    <w:link w:val="6Char"/>
     <w:uiPriority w:val="9"/>
     <w:semiHidden/>
     <w:unhideWhenUsed/>
@@ -1824,11 +2666,11 @@
       <w:color w:val="595959" w:themeColor="text1" w:themeTint="A6"/>
     </w:rPr>
   </w:style>
-  <w:style w:type="paragraph" w:styleId="Heading7">
+  <w:style w:type="paragraph" w:styleId="7">
     <w:name w:val="heading 7"/>
-    <w:basedOn w:val="Normal"/>
-    <w:next w:val="Normal"/>
-    <w:link w:val="Heading7Char"/>
+    <w:basedOn w:val="a"/>
+    <w:next w:val="a"/>
+    <w:link w:val="7Char"/>
     <w:uiPriority w:val="9"/>
     <w:semiHidden/>
     <w:unhideWhenUsed/>
@@ -1845,11 +2687,11 @@
       <w:color w:val="595959" w:themeColor="text1" w:themeTint="A6"/>
     </w:rPr>
   </w:style>
-  <w:style w:type="paragraph" w:styleId="Heading8">
+  <w:style w:type="paragraph" w:styleId="8">
     <w:name w:val="heading 8"/>
-    <w:basedOn w:val="Normal"/>
-    <w:next w:val="Normal"/>
-    <w:link w:val="Heading8Char"/>
+    <w:basedOn w:val="a"/>
+    <w:next w:val="a"/>
+    <w:link w:val="8Char"/>
     <w:uiPriority w:val="9"/>
     <w:semiHidden/>
     <w:unhideWhenUsed/>
@@ -1868,11 +2710,11 @@
       <w:color w:val="272727" w:themeColor="text1" w:themeTint="D8"/>
     </w:rPr>
   </w:style>
-  <w:style w:type="paragraph" w:styleId="Heading9">
+  <w:style w:type="paragraph" w:styleId="9">
     <w:name w:val="heading 9"/>
-    <w:basedOn w:val="Normal"/>
-    <w:next w:val="Normal"/>
-    <w:link w:val="Heading9Char"/>
+    <w:basedOn w:val="a"/>
+    <w:next w:val="a"/>
+    <w:link w:val="9Char"/>
     <w:uiPriority w:val="9"/>
     <w:semiHidden/>
     <w:unhideWhenUsed/>
@@ -1889,12 +2731,12 @@
       <w:color w:val="272727" w:themeColor="text1" w:themeTint="D8"/>
     </w:rPr>
   </w:style>
-  <w:style w:type="character" w:default="1" w:styleId="DefaultParagraphFont">
+  <w:style w:type="character" w:default="1" w:styleId="a0">
     <w:name w:val="Default Paragraph Font"/>
     <w:uiPriority w:val="1"/>
     <w:unhideWhenUsed/>
   </w:style>
-  <w:style w:type="table" w:default="1" w:styleId="TableNormal">
+  <w:style w:type="table" w:default="1" w:styleId="a1">
     <w:name w:val="Normal Table"/>
     <w:uiPriority w:val="99"/>
     <w:semiHidden/>
@@ -1909,16 +2751,16 @@
       </w:tblCellMar>
     </w:tblPr>
   </w:style>
-  <w:style w:type="numbering" w:default="1" w:styleId="NoList">
+  <w:style w:type="numbering" w:default="1" w:styleId="a2">
     <w:name w:val="No List"/>
     <w:uiPriority w:val="99"/>
     <w:semiHidden/>
     <w:unhideWhenUsed/>
   </w:style>
-  <w:style w:type="paragraph" w:styleId="TableofFigures">
+  <w:style w:type="paragraph" w:styleId="a3">
     <w:name w:val="table of figures"/>
-    <w:basedOn w:val="Normal"/>
-    <w:next w:val="Normal"/>
+    <w:basedOn w:val="a"/>
+    <w:next w:val="a"/>
     <w:uiPriority w:val="99"/>
     <w:unhideWhenUsed/>
     <w:rsid w:val="00A20113"/>
@@ -1933,10 +2775,10 @@
       <w14:ligatures w14:val="none"/>
     </w:rPr>
   </w:style>
-  <w:style w:type="character" w:customStyle="1" w:styleId="Heading1Char">
-    <w:name w:val="Heading 1 Char"/>
-    <w:basedOn w:val="DefaultParagraphFont"/>
-    <w:link w:val="Heading1"/>
+  <w:style w:type="character" w:customStyle="1" w:styleId="1Char">
+    <w:name w:val="العنوان 1 Char"/>
+    <w:basedOn w:val="a0"/>
+    <w:link w:val="1"/>
     <w:uiPriority w:val="9"/>
     <w:rsid w:val="00BA73A3"/>
     <w:rPr>
@@ -1946,12 +2788,11 @@
       <w:szCs w:val="40"/>
     </w:rPr>
   </w:style>
-  <w:style w:type="character" w:customStyle="1" w:styleId="Heading2Char">
-    <w:name w:val="Heading 2 Char"/>
-    <w:basedOn w:val="DefaultParagraphFont"/>
-    <w:link w:val="Heading2"/>
+  <w:style w:type="character" w:customStyle="1" w:styleId="2Char">
+    <w:name w:val="عنوان 2 Char"/>
+    <w:basedOn w:val="a0"/>
+    <w:link w:val="2"/>
     <w:uiPriority w:val="9"/>
-    <w:semiHidden/>
     <w:rsid w:val="00BA73A3"/>
     <w:rPr>
       <w:rFonts w:asciiTheme="majorHAnsi" w:eastAsiaTheme="majorEastAsia" w:hAnsiTheme="majorHAnsi" w:cstheme="majorBidi"/>
@@ -1960,10 +2801,10 @@
       <w:szCs w:val="32"/>
     </w:rPr>
   </w:style>
-  <w:style w:type="character" w:customStyle="1" w:styleId="Heading3Char">
-    <w:name w:val="Heading 3 Char"/>
-    <w:basedOn w:val="DefaultParagraphFont"/>
-    <w:link w:val="Heading3"/>
+  <w:style w:type="character" w:customStyle="1" w:styleId="3Char">
+    <w:name w:val="عنوان 3 Char"/>
+    <w:basedOn w:val="a0"/>
+    <w:link w:val="3"/>
     <w:uiPriority w:val="9"/>
     <w:semiHidden/>
     <w:rsid w:val="00BA73A3"/>
@@ -1974,10 +2815,10 @@
       <w:szCs w:val="28"/>
     </w:rPr>
   </w:style>
-  <w:style w:type="character" w:customStyle="1" w:styleId="Heading4Char">
-    <w:name w:val="Heading 4 Char"/>
-    <w:basedOn w:val="DefaultParagraphFont"/>
-    <w:link w:val="Heading4"/>
+  <w:style w:type="character" w:customStyle="1" w:styleId="4Char">
+    <w:name w:val="عنوان 4 Char"/>
+    <w:basedOn w:val="a0"/>
+    <w:link w:val="4"/>
     <w:uiPriority w:val="9"/>
     <w:semiHidden/>
     <w:rsid w:val="00BA73A3"/>
@@ -1988,10 +2829,10 @@
       <w:color w:val="0F4761" w:themeColor="accent1" w:themeShade="BF"/>
     </w:rPr>
   </w:style>
-  <w:style w:type="character" w:customStyle="1" w:styleId="Heading5Char">
-    <w:name w:val="Heading 5 Char"/>
-    <w:basedOn w:val="DefaultParagraphFont"/>
-    <w:link w:val="Heading5"/>
+  <w:style w:type="character" w:customStyle="1" w:styleId="5Char">
+    <w:name w:val="عنوان 5 Char"/>
+    <w:basedOn w:val="a0"/>
+    <w:link w:val="5"/>
     <w:uiPriority w:val="9"/>
     <w:semiHidden/>
     <w:rsid w:val="00BA73A3"/>
@@ -2000,10 +2841,10 @@
       <w:color w:val="0F4761" w:themeColor="accent1" w:themeShade="BF"/>
     </w:rPr>
   </w:style>
-  <w:style w:type="character" w:customStyle="1" w:styleId="Heading6Char">
-    <w:name w:val="Heading 6 Char"/>
-    <w:basedOn w:val="DefaultParagraphFont"/>
-    <w:link w:val="Heading6"/>
+  <w:style w:type="character" w:customStyle="1" w:styleId="6Char">
+    <w:name w:val="عنوان 6 Char"/>
+    <w:basedOn w:val="a0"/>
+    <w:link w:val="6"/>
     <w:uiPriority w:val="9"/>
     <w:semiHidden/>
     <w:rsid w:val="00BA73A3"/>
@@ -2014,10 +2855,10 @@
       <w:color w:val="595959" w:themeColor="text1" w:themeTint="A6"/>
     </w:rPr>
   </w:style>
-  <w:style w:type="character" w:customStyle="1" w:styleId="Heading7Char">
-    <w:name w:val="Heading 7 Char"/>
-    <w:basedOn w:val="DefaultParagraphFont"/>
-    <w:link w:val="Heading7"/>
+  <w:style w:type="character" w:customStyle="1" w:styleId="7Char">
+    <w:name w:val="عنوان 7 Char"/>
+    <w:basedOn w:val="a0"/>
+    <w:link w:val="7"/>
     <w:uiPriority w:val="9"/>
     <w:semiHidden/>
     <w:rsid w:val="00BA73A3"/>
@@ -2026,10 +2867,10 @@
       <w:color w:val="595959" w:themeColor="text1" w:themeTint="A6"/>
     </w:rPr>
   </w:style>
-  <w:style w:type="character" w:customStyle="1" w:styleId="Heading8Char">
-    <w:name w:val="Heading 8 Char"/>
-    <w:basedOn w:val="DefaultParagraphFont"/>
-    <w:link w:val="Heading8"/>
+  <w:style w:type="character" w:customStyle="1" w:styleId="8Char">
+    <w:name w:val="عنوان 8 Char"/>
+    <w:basedOn w:val="a0"/>
+    <w:link w:val="8"/>
     <w:uiPriority w:val="9"/>
     <w:semiHidden/>
     <w:rsid w:val="00BA73A3"/>
@@ -2040,10 +2881,10 @@
       <w:color w:val="272727" w:themeColor="text1" w:themeTint="D8"/>
     </w:rPr>
   </w:style>
-  <w:style w:type="character" w:customStyle="1" w:styleId="Heading9Char">
-    <w:name w:val="Heading 9 Char"/>
-    <w:basedOn w:val="DefaultParagraphFont"/>
-    <w:link w:val="Heading9"/>
+  <w:style w:type="character" w:customStyle="1" w:styleId="9Char">
+    <w:name w:val="عنوان 9 Char"/>
+    <w:basedOn w:val="a0"/>
+    <w:link w:val="9"/>
     <w:uiPriority w:val="9"/>
     <w:semiHidden/>
     <w:rsid w:val="00BA73A3"/>
@@ -2052,11 +2893,11 @@
       <w:color w:val="272727" w:themeColor="text1" w:themeTint="D8"/>
     </w:rPr>
   </w:style>
-  <w:style w:type="paragraph" w:styleId="Title">
+  <w:style w:type="paragraph" w:styleId="a4">
     <w:name w:val="Title"/>
-    <w:basedOn w:val="Normal"/>
-    <w:next w:val="Normal"/>
-    <w:link w:val="TitleChar"/>
+    <w:basedOn w:val="a"/>
+    <w:next w:val="a"/>
+    <w:link w:val="Char"/>
     <w:uiPriority w:val="10"/>
     <w:qFormat/>
     <w:rsid w:val="00BA73A3"/>
@@ -2072,10 +2913,10 @@
       <w:szCs w:val="56"/>
     </w:rPr>
   </w:style>
-  <w:style w:type="character" w:customStyle="1" w:styleId="TitleChar">
-    <w:name w:val="Title Char"/>
-    <w:basedOn w:val="DefaultParagraphFont"/>
-    <w:link w:val="Title"/>
+  <w:style w:type="character" w:customStyle="1" w:styleId="Char">
+    <w:name w:val="العنوان Char"/>
+    <w:basedOn w:val="a0"/>
+    <w:link w:val="a4"/>
     <w:uiPriority w:val="10"/>
     <w:rsid w:val="00BA73A3"/>
     <w:rPr>
@@ -2086,11 +2927,11 @@
       <w:szCs w:val="56"/>
     </w:rPr>
   </w:style>
-  <w:style w:type="paragraph" w:styleId="Subtitle">
+  <w:style w:type="paragraph" w:styleId="a5">
     <w:name w:val="Subtitle"/>
-    <w:basedOn w:val="Normal"/>
-    <w:next w:val="Normal"/>
-    <w:link w:val="SubtitleChar"/>
+    <w:basedOn w:val="a"/>
+    <w:next w:val="a"/>
+    <w:link w:val="Char0"/>
     <w:uiPriority w:val="11"/>
     <w:qFormat/>
     <w:rsid w:val="00BA73A3"/>
@@ -2107,10 +2948,10 @@
       <w:szCs w:val="28"/>
     </w:rPr>
   </w:style>
-  <w:style w:type="character" w:customStyle="1" w:styleId="SubtitleChar">
-    <w:name w:val="Subtitle Char"/>
-    <w:basedOn w:val="DefaultParagraphFont"/>
-    <w:link w:val="Subtitle"/>
+  <w:style w:type="character" w:customStyle="1" w:styleId="Char0">
+    <w:name w:val="عنوان فرعي Char"/>
+    <w:basedOn w:val="a0"/>
+    <w:link w:val="a5"/>
     <w:uiPriority w:val="11"/>
     <w:rsid w:val="00BA73A3"/>
     <w:rPr>
@@ -2121,11 +2962,11 @@
       <w:szCs w:val="28"/>
     </w:rPr>
   </w:style>
-  <w:style w:type="paragraph" w:styleId="Quote">
+  <w:style w:type="paragraph" w:styleId="a6">
     <w:name w:val="Quote"/>
-    <w:basedOn w:val="Normal"/>
-    <w:next w:val="Normal"/>
-    <w:link w:val="QuoteChar"/>
+    <w:basedOn w:val="a"/>
+    <w:next w:val="a"/>
+    <w:link w:val="Char1"/>
     <w:uiPriority w:val="29"/>
     <w:qFormat/>
     <w:rsid w:val="00BA73A3"/>
@@ -2139,10 +2980,10 @@
       <w:color w:val="404040" w:themeColor="text1" w:themeTint="BF"/>
     </w:rPr>
   </w:style>
-  <w:style w:type="character" w:customStyle="1" w:styleId="QuoteChar">
-    <w:name w:val="Quote Char"/>
-    <w:basedOn w:val="DefaultParagraphFont"/>
-    <w:link w:val="Quote"/>
+  <w:style w:type="character" w:customStyle="1" w:styleId="Char1">
+    <w:name w:val="اقتباس Char"/>
+    <w:basedOn w:val="a0"/>
+    <w:link w:val="a6"/>
     <w:uiPriority w:val="29"/>
     <w:rsid w:val="00BA73A3"/>
     <w:rPr>
@@ -2151,9 +2992,9 @@
       <w:color w:val="404040" w:themeColor="text1" w:themeTint="BF"/>
     </w:rPr>
   </w:style>
-  <w:style w:type="paragraph" w:styleId="ListParagraph">
+  <w:style w:type="paragraph" w:styleId="a7">
     <w:name w:val="List Paragraph"/>
-    <w:basedOn w:val="Normal"/>
+    <w:basedOn w:val="a"/>
     <w:uiPriority w:val="34"/>
     <w:qFormat/>
     <w:rsid w:val="00BA73A3"/>
@@ -2162,9 +3003,9 @@
       <w:contextualSpacing/>
     </w:pPr>
   </w:style>
-  <w:style w:type="character" w:styleId="IntenseEmphasis">
+  <w:style w:type="character" w:styleId="a8">
     <w:name w:val="Intense Emphasis"/>
-    <w:basedOn w:val="DefaultParagraphFont"/>
+    <w:basedOn w:val="a0"/>
     <w:uiPriority w:val="21"/>
     <w:qFormat/>
     <w:rsid w:val="00BA73A3"/>
@@ -2174,11 +3015,11 @@
       <w:color w:val="0F4761" w:themeColor="accent1" w:themeShade="BF"/>
     </w:rPr>
   </w:style>
-  <w:style w:type="paragraph" w:styleId="IntenseQuote">
+  <w:style w:type="paragraph" w:styleId="a9">
     <w:name w:val="Intense Quote"/>
-    <w:basedOn w:val="Normal"/>
-    <w:next w:val="Normal"/>
-    <w:link w:val="IntenseQuoteChar"/>
+    <w:basedOn w:val="a"/>
+    <w:next w:val="a"/>
+    <w:link w:val="Char2"/>
     <w:uiPriority w:val="30"/>
     <w:qFormat/>
     <w:rsid w:val="00BA73A3"/>
@@ -2197,10 +3038,10 @@
       <w:color w:val="0F4761" w:themeColor="accent1" w:themeShade="BF"/>
     </w:rPr>
   </w:style>
-  <w:style w:type="character" w:customStyle="1" w:styleId="IntenseQuoteChar">
-    <w:name w:val="Intense Quote Char"/>
-    <w:basedOn w:val="DefaultParagraphFont"/>
-    <w:link w:val="IntenseQuote"/>
+  <w:style w:type="character" w:customStyle="1" w:styleId="Char2">
+    <w:name w:val="اقتباس مكثف Char"/>
+    <w:basedOn w:val="a0"/>
+    <w:link w:val="a9"/>
     <w:uiPriority w:val="30"/>
     <w:rsid w:val="00BA73A3"/>
     <w:rPr>
@@ -2209,9 +3050,9 @@
       <w:color w:val="0F4761" w:themeColor="accent1" w:themeShade="BF"/>
     </w:rPr>
   </w:style>
-  <w:style w:type="character" w:styleId="IntenseReference">
+  <w:style w:type="character" w:styleId="aa">
     <w:name w:val="Intense Reference"/>
-    <w:basedOn w:val="DefaultParagraphFont"/>
+    <w:basedOn w:val="a0"/>
     <w:uiPriority w:val="32"/>
     <w:qFormat/>
     <w:rsid w:val="00BA73A3"/>
@@ -2223,10 +3064,10 @@
       <w:spacing w:val="5"/>
     </w:rPr>
   </w:style>
-  <w:style w:type="paragraph" w:styleId="Header">
+  <w:style w:type="paragraph" w:styleId="ab">
     <w:name w:val="header"/>
-    <w:basedOn w:val="Normal"/>
-    <w:link w:val="HeaderChar"/>
+    <w:basedOn w:val="a"/>
+    <w:link w:val="Char3"/>
     <w:uiPriority w:val="99"/>
     <w:unhideWhenUsed/>
     <w:rsid w:val="00A9273A"/>
@@ -2238,17 +3079,17 @@
       <w:spacing w:after="0" w:line="240" w:lineRule="auto"/>
     </w:pPr>
   </w:style>
-  <w:style w:type="character" w:customStyle="1" w:styleId="HeaderChar">
-    <w:name w:val="Header Char"/>
-    <w:basedOn w:val="DefaultParagraphFont"/>
-    <w:link w:val="Header"/>
+  <w:style w:type="character" w:customStyle="1" w:styleId="Char3">
+    <w:name w:val="رأس الصفحة Char"/>
+    <w:basedOn w:val="a0"/>
+    <w:link w:val="ab"/>
     <w:uiPriority w:val="99"/>
     <w:rsid w:val="00A9273A"/>
   </w:style>
-  <w:style w:type="paragraph" w:styleId="Footer">
+  <w:style w:type="paragraph" w:styleId="ac">
     <w:name w:val="footer"/>
-    <w:basedOn w:val="Normal"/>
-    <w:link w:val="FooterChar"/>
+    <w:basedOn w:val="a"/>
+    <w:link w:val="Char4"/>
     <w:uiPriority w:val="99"/>
     <w:unhideWhenUsed/>
     <w:rsid w:val="00A9273A"/>
@@ -2260,16 +3101,16 @@
       <w:spacing w:after="0" w:line="240" w:lineRule="auto"/>
     </w:pPr>
   </w:style>
-  <w:style w:type="character" w:customStyle="1" w:styleId="FooterChar">
-    <w:name w:val="Footer Char"/>
-    <w:basedOn w:val="DefaultParagraphFont"/>
-    <w:link w:val="Footer"/>
+  <w:style w:type="character" w:customStyle="1" w:styleId="Char4">
+    <w:name w:val="تذييل الصفحة Char"/>
+    <w:basedOn w:val="a0"/>
+    <w:link w:val="ac"/>
     <w:uiPriority w:val="99"/>
     <w:rsid w:val="00A9273A"/>
   </w:style>
-  <w:style w:type="table" w:styleId="TableGrid">
+  <w:style w:type="table" w:styleId="ad">
     <w:name w:val="Table Grid"/>
-    <w:basedOn w:val="TableNormal"/>
+    <w:basedOn w:val="a1"/>
     <w:uiPriority w:val="39"/>
     <w:rsid w:val="004734FF"/>
     <w:pPr>
